--- a/Progres-Fatimah/Jurnal Submit/submit/TJP/Nora/COI_Nora.docx
+++ b/Progres-Fatimah/Jurnal Submit/submit/TJP/Nora/COI_Nora.docx
@@ -77,7 +77,7 @@
             <w:placeholder>
               <w:docPart w:val="E53681363D3A43128571A233BB9BF981"/>
             </w:placeholder>
-            <w:date w:fullDate="2026-10-09T00:00:00Z">
+            <w:date w:fullDate="2026-10-15T00:00:00Z">
               <w:dateFormat w:val="M/d/yyyy"/>
               <w:lid w:val="en-US"/>
               <w:storeMappedDataAs w:val="dateTime"/>
@@ -94,7 +94,7 @@
               </w:tcPr>
               <w:p>
                 <w:r>
-                  <w:t>10/9/2026</w:t>
+                  <w:t>10/15/2026</w:t>
                 </w:r>
               </w:p>
             </w:tc>
@@ -4075,9 +4075,11 @@
     <w:rsid w:val="00617E1A"/>
     <w:rsid w:val="006713E6"/>
     <w:rsid w:val="007537EB"/>
+    <w:rsid w:val="00760900"/>
     <w:rsid w:val="009730AE"/>
     <w:rsid w:val="009C63DD"/>
     <w:rsid w:val="00B618A2"/>
+    <w:rsid w:val="00D931CD"/>
     <w:rsid w:val="00F265AB"/>
     <w:rsid w:val="00F82354"/>
   </w:rsids>
